--- a/documentation/user-manuals/SiteTrace_Admin_User_Manual.docx
+++ b/documentation/user-manuals/SiteTrace_Admin_User_Manual.docx
@@ -31,8 +31,8 @@
         <w:pStyle w:val="CoverMeta"/>
       </w:pPr>
       <w:r>
-        <w:t xml:space="preserve">Version 1.0
-Prepared 12 October 2026
+        <w:t xml:space="preserve">Version 1.1
+Prepared 27 October 2026
 Admin accounts</w:t>
       </w:r>
     </w:p>
@@ -254,7 +254,7 @@
               <w:pStyle w:val="TableText"/>
             </w:pPr>
             <w:r>
-              <w:t xml:space="preserve">1.0</w:t>
+              <w:t xml:space="preserve">1.1</w:t>
             </w:r>
           </w:p>
         </w:tc>
@@ -287,7 +287,7 @@
               <w:pStyle w:val="TableText"/>
             </w:pPr>
             <w:r>
-              <w:t xml:space="preserve">12 October 2026 · Asia/Manila</w:t>
+              <w:t xml:space="preserve">27 October 2026 · Asia/Manila</w:t>
             </w:r>
           </w:p>
         </w:tc>
@@ -446,23 +446,23 @@
         <w:pStyle w:val="Normal"/>
       </w:pPr>
       <w:r>
-        <w:t xml:space="preserve">Verification scope: instructions describe the current repository implementation. Genuine interface screenshots were captured from the unmodified application using isolated local PGlite test records. Authentication and account-service capability responses were modeled locally. They are training illustrations, not production screenshots or proof of deployed services.</w:t>
-      </w:r>
-    </w:p>
-    <w:p>
-      <w:pPr>
-        <w:pStyle w:val="Normal"/>
-      </w:pPr>
-      <w:r>
-        <w:t xml:space="preserve">The capture browser blocked external HTTPS and permitted business reads only after fixture setup. No live login, migration, invitation, stock change, approval, handover, receipt, return, role change, or notification-read update was performed. The live REQ-00001 test was not accessed. Its unchanged state was not independently compared because production was not contacted.</w:t>
-      </w:r>
-    </w:p>
-    <w:p>
-      <w:pPr>
-        <w:pStyle w:val="Normal"/>
-      </w:pPr>
-      <w:r>
-        <w:t xml:space="preserve">Operational availability: use the procedures only in an authorized company workspace whose required Supabase database functions, policies and services are installed. Source-confirmed write procedures were not executed in the capture browser. Supabase deployment, email delivery, private file retrieval, optical QR scanning and the monitoring scheduler remain unverified in production.</w:t>
+        <w:t xml:space="preserve">Verification scope: instructions describe the current repository implementation. Most interface screenshots were captured on 12 October using isolated local PGlite records. People &amp; Accountability was refreshed on 27 October after feature removal, using the local functionality-audit fixture. Authentication is modeled locally. They are training illustrations, not production screenshots or proof of deployed services.</w:t>
+      </w:r>
+    </w:p>
+    <w:p>
+      <w:pPr>
+        <w:pStyle w:val="Normal"/>
+      </w:pPr>
+      <w:r>
+        <w:t xml:space="preserve">The capture browser blocked external HTTPS. Original training captures permitted business reads only after fixture setup; the updated People capture came from a test run that writes only to disposable local fixtures. No live login, migration, stock change, approval, handover, receipt, return, role change, or notification-read update was performed. The live REQ-00001 test was not accessed. Its unchanged state was not independently compared because production was not contacted.</w:t>
+      </w:r>
+    </w:p>
+    <w:p>
+      <w:pPr>
+        <w:pStyle w:val="Normal"/>
+      </w:pPr>
+      <w:r>
+        <w:t xml:space="preserve">Operational availability: use the procedures only in an authorized company workspace whose required Supabase database functions, policies and services are installed. The original training captures did not execute write procedures; current automated regression checks use disposable local records. Supabase deployment, email delivery, private file retrieval, optical QR scanning and the monitoring scheduler remain unverified in production.</w:t>
       </w:r>
     </w:p>
     <w:p>
@@ -827,7 +827,7 @@
         <w:t xml:space="preserve">Access / prerequisites: </w:t>
       </w:r>
       <w:r>
-        <w:t xml:space="preserve">An issued company account, a confirmed invitation if applicable, and an Active company profile.</w:t>
+        <w:t xml:space="preserve">An issued company account, an Active company profile.</w:t>
       </w:r>
     </w:p>
     <w:p>
@@ -945,7 +945,7 @@
         <w:pStyle w:val="Heading2"/>
       </w:pPr>
       <w:r>
-        <w:t xml:space="preserve">Accept an invitation or reset a password</w:t>
+        <w:t xml:space="preserve">Reset your password</w:t>
       </w:r>
     </w:p>
     <w:p>
@@ -959,7 +959,7 @@
         <w:t xml:space="preserve">Purpose: </w:t>
       </w:r>
       <w:r>
-        <w:t xml:space="preserve">Set a password for an issued account or recover access.</w:t>
+        <w:t xml:space="preserve">Recover access to an existing company account.</w:t>
       </w:r>
     </w:p>
     <w:p>
@@ -973,15 +973,15 @@
         <w:t xml:space="preserve">Access / prerequisites: </w:t>
       </w:r>
       <w:r>
-        <w:t xml:space="preserve">A valid invitation or password-reset email, configured Supabase Auth redirects and working email delivery.</w:t>
-      </w:r>
-    </w:p>
-    <w:p>
-      <w:pPr>
-        <w:pStyle w:val="ListParagraph"/>
-      </w:pPr>
-      <w:r>
-        <w:t xml:space="preserve">1. For a new account, open the administrator-issued invitation link. For a reset, enter your Email on the login page and select Forgot password?.</w:t>
+        <w:t xml:space="preserve">A valid password-reset email, configured Supabase Auth redirects and working email delivery.</w:t>
+      </w:r>
+    </w:p>
+    <w:p>
+      <w:pPr>
+        <w:pStyle w:val="ListParagraph"/>
+      </w:pPr>
+      <w:r>
+        <w:t xml:space="preserve">1. Enter your Email on the login page and select Forgot password?.</w:t>
       </w:r>
     </w:p>
     <w:p>
@@ -1033,7 +1033,7 @@
         <w:t xml:space="preserve">Limits / errors: </w:t>
       </w:r>
       <w:r>
-        <w:t xml:space="preserve">An invalid, expired or unavailable invitation session needs a fresh invitation or password reset. This documentation session did not send or receive email.</w:t>
+        <w:t xml:space="preserve">An invalid or expired reset link needs a fresh password reset. This documentation session did not send or receive email.</w:t>
       </w:r>
     </w:p>
     <w:p>
@@ -2722,23 +2722,23 @@
         <w:pStyle w:val="Normal"/>
       </w:pPr>
       <w:r>
-        <w:t xml:space="preserve">People &amp; Accountability is restricted to Admin. Find a person searches name, email or role. Rows show Person, Email, Role, Status, Account and Actions. Invite User creates or links a non-Admin company account through the manage-accounts Edge Function when invitations are enabled. Edit access changes role/status, while preserving person identity and accountability history.</w:t>
-      </w:r>
-    </w:p>
-    <w:p>
-      <w:pPr>
-        <w:pStyle w:val="Normal"/>
-      </w:pPr>
-      <w:r>
-        <w:t xml:space="preserve">Advanced / Recovery Account Linking links a verified existing Auth identity to a company person. Existing Auth links cannot be reassigned through this form. Account access history loads recent changes. No account deletion or general personal-profile editing interface is implemented. Admin creation is not offered through Invite User; Edit access can retain an existing Admin, but a non-Admin row has no Admin promotion option.</w:t>
-      </w:r>
-    </w:p>
-    <w:p>
-      <w:pPr>
-        <w:pStyle w:val="Normal"/>
-      </w:pPr>
-      <w:r>
-        <w:t xml:space="preserve">Development / Testing Only appears only when that capability is enabled. It can create Engineer/Architect test accounts without email. These are real logins with access to live company records; the feature is not the browser-only offline demo. It was disabled in the screenshot environment.</w:t>
+        <w:t xml:space="preserve">People &amp; Accountability is restricted to Admin. Find a person searches name, email or role. Rows show Person, Email, Role, Status, Account and Actions. Edit access changes role/status, while preserving person identity and accountability history.</w:t>
+      </w:r>
+    </w:p>
+    <w:p>
+      <w:pPr>
+        <w:pStyle w:val="Normal"/>
+      </w:pPr>
+      <w:r>
+        <w:t xml:space="preserve">Add Account is a visible form for a new or existing company profile. Enter Full name, Authorized role, Supabase Auth user ID and Account status. Create the sign-in account in Supabase Authentication &gt; Users first for active access; an inactive profile can be saved without a sign-in link. Existing Auth links cannot be reassigned through this form. Account access history loads recent changes. No account deletion or general personal-profile editing interface is implemented. Edit access can retain an existing Admin, but a non-Admin row has no Admin promotion option.</w:t>
+      </w:r>
+    </w:p>
+    <w:p>
+      <w:pPr>
+        <w:pStyle w:val="Normal"/>
+      </w:pPr>
+      <w:r>
+        <w:t xml:space="preserve">Development / Testing Only appears only when that capability is enabled. It can create Engineer/Architect test accounts without email. These are real logins with access to live company records; the feature is not the browser-only offline demo. Its visibility depends on the server configuration.</w:t>
       </w:r>
     </w:p>
     <w:p>
@@ -2750,7 +2750,7 @@
         <w:drawing>
           <wp:inline distT="0" distB="0" distL="0" distR="0">
             <wp:extent cx="5900000" cy="4097222"/>
-            <wp:docPr id="22" name="Figure 22" descr="Figure 22. People &amp; Accountability with synthetic local identities. [Isolated local training environment.]"/>
+            <wp:docPr id="22" name="Figure 22" descr="Figure 22. People &amp; Accountability with the restored Add Account form; synthetic local identities. [Isolated local training environment.]"/>
             <wp:cNvGraphicFramePr>
               <a:graphicFrameLocks noChangeAspect="1"/>
             </wp:cNvGraphicFramePr>
@@ -2788,57 +2788,7 @@
         <w:pStyle w:val="Caption"/>
       </w:pPr>
       <w:r>
-        <w:t xml:space="preserve">Figure 22. People &amp; Accountability with synthetic local identities. [Isolated local training environment.]</w:t>
-      </w:r>
-    </w:p>
-    <w:p>
-      <w:pPr>
-        <w:jc w:val="center"/>
-        <w:keepNext/>
-      </w:pPr>
-      <w:r>
-        <w:drawing>
-          <wp:inline distT="0" distB="0" distL="0" distR="0">
-            <wp:extent cx="5900000" cy="2360000"/>
-            <wp:docPr id="23" name="Figure 23" descr="Figure 23. Invite User panel. Edge capability is modeled; no invitation was sent. [Isolated local training environment.]"/>
-            <wp:cNvGraphicFramePr>
-              <a:graphicFrameLocks noChangeAspect="1"/>
-            </wp:cNvGraphicFramePr>
-            <a:graphic>
-              <a:graphicData uri="http://schemas.openxmlformats.org/drawingml/2006/picture">
-                <pic:pic>
-                  <pic:nvPicPr>
-                    <pic:cNvPr id="23" name="admin-invite.png"/>
-                    <pic:cNvPicPr/>
-                  </pic:nvPicPr>
-                  <pic:blipFill>
-                    <a:blip r:embed="rIdImage23"/>
-                    <a:stretch>
-                      <a:fillRect/>
-                    </a:stretch>
-                  </pic:blipFill>
-                  <pic:spPr>
-                    <a:xfrm>
-                      <a:off x="0" y="0"/>
-                      <a:ext cx="5900000" cy="2360000"/>
-                    </a:xfrm>
-                    <a:prstGeom prst="rect">
-                      <a:avLst/>
-                    </a:prstGeom>
-                  </pic:spPr>
-                </pic:pic>
-              </a:graphicData>
-            </a:graphic>
-          </wp:inline>
-        </w:drawing>
-      </w:r>
-    </w:p>
-    <w:p>
-      <w:pPr>
-        <w:pStyle w:val="Caption"/>
-      </w:pPr>
-      <w:r>
-        <w:t xml:space="preserve">Figure 23. Invite User panel. Edge capability is modeled; no invitation was sent. [Isolated local training environment.]</w:t>
+        <w:t xml:space="preserve">Figure 22. People &amp; Accountability with the restored Add Account form; synthetic local identities. [Isolated local training environment.]</w:t>
       </w:r>
     </w:p>
     <w:p>
@@ -4976,7 +4926,7 @@
         <w:pStyle w:val="Heading2"/>
       </w:pPr>
       <w:r>
-        <w:t xml:space="preserve">4.23 Invite a company user or complete an unfinished invitation</w:t>
+        <w:t xml:space="preserve">4.23 Add an account or update an existing company profile</w:t>
       </w:r>
     </w:p>
     <w:p>
@@ -4990,7 +4940,7 @@
         <w:t xml:space="preserve">Purpose: </w:t>
       </w:r>
       <w:r>
-        <w:t xml:space="preserve">Issue access while preserving a person’s existing history.</w:t>
+        <w:t xml:space="preserve">Create company access while preserving accountability identities.</w:t>
       </w:r>
     </w:p>
     <w:p>
@@ -5004,47 +4954,47 @@
         <w:t xml:space="preserve">Access / prerequisites: </w:t>
       </w:r>
       <w:r>
-        <w:t xml:space="preserve">Admin; manage-accounts Edge Function deployed; email invitations enabled.</w:t>
-      </w:r>
-    </w:p>
-    <w:p>
-      <w:pPr>
-        <w:pStyle w:val="ListParagraph"/>
-      </w:pPr>
-      <w:r>
-        <w:t xml:space="preserve">1. Select People &amp; Accountability &gt; Invite User, or Invite on an unlinked person’s row.</w:t>
-      </w:r>
-    </w:p>
-    <w:p>
-      <w:pPr>
-        <w:pStyle w:val="ListParagraph"/>
-      </w:pPr>
-      <w:r>
-        <w:t xml:space="preserve">2. Choose Company person if the person already has records; otherwise choose Create a new company person and enter Full name.</w:t>
-      </w:r>
-    </w:p>
-    <w:p>
-      <w:pPr>
-        <w:pStyle w:val="ListParagraph"/>
-      </w:pPr>
-      <w:r>
-        <w:t xml:space="preserve">3. Enter Email and Authorized role: Engineer, Architect, Secretary or Tool Handler. If a truly different person shares an existing name, confirm This is a different person who shares an existing person’s name.</w:t>
-      </w:r>
-    </w:p>
-    <w:p>
-      <w:pPr>
-        <w:pStyle w:val="ListParagraph"/>
-      </w:pPr>
-      <w:r>
-        <w:t xml:space="preserve">4. Select Send Invitation. Ask the recipient to use the issued email link to set a password.</w:t>
-      </w:r>
-    </w:p>
-    <w:p>
-      <w:pPr>
-        <w:pStyle w:val="ListParagraph"/>
-      </w:pPr>
-      <w:r>
-        <w:t xml:space="preserve">5. Use Retry invitation for a prepared-but-incomplete invitation, or Resend invitation for an active pending invitation, when those controls appear.</w:t>
+        <w:t xml:space="preserve">Admin; existing verified Auth user ID for active sign-in access.</w:t>
+      </w:r>
+    </w:p>
+    <w:p>
+      <w:pPr>
+        <w:pStyle w:val="ListParagraph"/>
+      </w:pPr>
+      <w:r>
+        <w:t xml:space="preserve">1. Select People &amp; Accountability &gt; Add Account. The account form is visible on the main page.</w:t>
+      </w:r>
+    </w:p>
+    <w:p>
+      <w:pPr>
+        <w:pStyle w:val="ListParagraph"/>
+      </w:pPr>
+      <w:r>
+        <w:t xml:space="preserve">2. Keep New company profile selected and enter Full name and Authorized role. To update a person, select their Company profile instead.</w:t>
+      </w:r>
+    </w:p>
+    <w:p>
+      <w:pPr>
+        <w:pStyle w:val="ListParagraph"/>
+      </w:pPr>
+      <w:r>
+        <w:t xml:space="preserve">3. For active access, create or verify the person in Supabase Authentication &gt; Users, copy their user ID into Supabase Auth user ID and select Active. You may instead save an Inactive company profile without an Auth link.</w:t>
+      </w:r>
+    </w:p>
+    <w:p>
+      <w:pPr>
+        <w:pStyle w:val="ListParagraph"/>
+      </w:pPr>
+      <w:r>
+        <w:t xml:space="preserve">4. Select Add Account for a new profile, or Save account access for an existing one. Confirm the saved row. Existing linked Auth IDs cannot be reassigned.</w:t>
+      </w:r>
+    </w:p>
+    <w:p>
+      <w:pPr>
+        <w:pStyle w:val="ListParagraph"/>
+      </w:pPr>
+      <w:r>
+        <w:t xml:space="preserve">5. For a quick role/status change, use the row Edit access action. Load Account access history to review recorded changes.</w:t>
       </w:r>
     </w:p>
     <w:p>
@@ -5058,7 +5008,7 @@
         <w:t xml:space="preserve">Expected result: </w:t>
       </w:r>
       <w:r>
-        <w:t xml:space="preserve">The service creates/links the intended account and the page shows the invitation state.</w:t>
+        <w:t xml:space="preserve">The account is saved through the existing account-management RPC. The form remains available when the optional test-account service is unavailable.</w:t>
       </w:r>
     </w:p>
     <w:p>
@@ -5072,7 +5022,7 @@
         <w:t xml:space="preserve">Limits / errors: </w:t>
       </w:r>
       <w:r>
-        <w:t xml:space="preserve">Invitation controls are disabled when delivery is not configured or capabilities are unavailable. Reuse the original prepared request; do not create duplicate people. Admin accounts cannot be invited through this interface.</w:t>
+        <w:t xml:space="preserve">Active access requires a valid Auth link. The server prevents removing your own Admin access, reassigning a linked Auth identity or promoting a new Admin. This form does not create Auth credentials or send email.</w:t>
       </w:r>
     </w:p>
     <w:p>
@@ -5080,103 +5030,7 @@
         <w:pStyle w:val="Heading2"/>
       </w:pPr>
       <w:r>
-        <w:t xml:space="preserve">4.24 Edit account access or link a verified existing Auth account</w:t>
-      </w:r>
-    </w:p>
-    <w:p>
-      <w:pPr>
-        <w:pStyle w:val="Normal"/>
-      </w:pPr>
-      <w:r>
-        <w:rPr>
-          <w:b/>
-        </w:rPr>
-        <w:t xml:space="preserve">Purpose: </w:t>
-      </w:r>
-      <w:r>
-        <w:t xml:space="preserve">Maintain access without replacing accountability identities.</w:t>
-      </w:r>
-    </w:p>
-    <w:p>
-      <w:pPr>
-        <w:pStyle w:val="Normal"/>
-      </w:pPr>
-      <w:r>
-        <w:rPr>
-          <w:b/>
-        </w:rPr>
-        <w:t xml:space="preserve">Access / prerequisites: </w:t>
-      </w:r>
-      <w:r>
-        <w:t xml:space="preserve">Admin; verified company person and account linkage.</w:t>
-      </w:r>
-    </w:p>
-    <w:p>
-      <w:pPr>
-        <w:pStyle w:val="ListParagraph"/>
-      </w:pPr>
-      <w:r>
-        <w:t xml:space="preserve">1. For normal access, select People &amp; Accountability &gt; Edit access. Review the named person/email. Choose Authorized role and Account status, then select Save access.</w:t>
-      </w:r>
-    </w:p>
-    <w:p>
-      <w:pPr>
-        <w:pStyle w:val="ListParagraph"/>
-      </w:pPr>
-      <w:r>
-        <w:t xml:space="preserve">2. For recovery linking, expand Advanced / Recovery Account Linking. Choose Company person, review Full name/Authorized role and enter the verified Supabase Auth user ID obtained by the authorized administrator.</w:t>
-      </w:r>
-    </w:p>
-    <w:p>
-      <w:pPr>
-        <w:pStyle w:val="ListParagraph"/>
-      </w:pPr>
-      <w:r>
-        <w:t xml:space="preserve">3. Select Account status and Link verified account.</w:t>
-      </w:r>
-    </w:p>
-    <w:p>
-      <w:pPr>
-        <w:pStyle w:val="ListParagraph"/>
-      </w:pPr>
-      <w:r>
-        <w:t xml:space="preserve">4. Expand Account access history and select Load recent history to review the latest recorded changes.</w:t>
-      </w:r>
-    </w:p>
-    <w:p>
-      <w:pPr>
-        <w:pStyle w:val="Result"/>
-      </w:pPr>
-      <w:r>
-        <w:rPr>
-          <w:b/>
-        </w:rPr>
-        <w:t xml:space="preserve">Expected result: </w:t>
-      </w:r>
-      <w:r>
-        <w:t xml:space="preserve">Role/status or verified linkage is saved while custody/history stay attached to the person.</w:t>
-      </w:r>
-    </w:p>
-    <w:p>
-      <w:pPr>
-        <w:pStyle w:val="Limit"/>
-      </w:pPr>
-      <w:r>
-        <w:rPr>
-          <w:b/>
-        </w:rPr>
-        <w:t xml:space="preserve">Limits / errors: </w:t>
-      </w:r>
-      <w:r>
-        <w:t xml:space="preserve">An Active account must have a valid Auth linkage. Existing links cannot be reassigned. The server prevents removal of your own Admin access. Non-Admin rows do not provide an Admin promotion option. No account deletion is supported.</w:t>
-      </w:r>
-    </w:p>
-    <w:p>
-      <w:pPr>
-        <w:pStyle w:val="Heading2"/>
-      </w:pPr>
-      <w:r>
-        <w:t xml:space="preserve">4.25 Use development accounts only in authorized testing</w:t>
+        <w:t xml:space="preserve">4.24 Use development accounts only in authorized testing</w:t>
       </w:r>
     </w:p>
     <w:p>
@@ -5726,7 +5580,7 @@
               <w:pStyle w:val="TableText"/>
             </w:pPr>
             <w:r>
-              <w:t xml:space="preserve">Production email invitations are not yet configured.</w:t>
+              <w:t xml:space="preserve">Photo or private receipt could not load/upload</w:t>
             </w:r>
           </w:p>
         </w:tc>
@@ -5740,7 +5594,7 @@
               <w:pStyle w:val="TableText"/>
             </w:pPr>
             <w:r>
-              <w:t xml:space="preserve">Invitation buttons remain disabled until authorized deployment/configuration is completed. Development test accounts are a separate capability.</w:t>
+              <w:t xml:space="preserve">Check permitted format/size, network, Storage access and popup permissions. Confirm the intended asset/purchase before retrying.</w:t>
             </w:r>
           </w:p>
         </w:tc>
@@ -5759,7 +5613,7 @@
               <w:pStyle w:val="TableText"/>
             </w:pPr>
             <w:r>
-              <w:t xml:space="preserve">Photo or private receipt could not load/upload</w:t>
+              <w:t xml:space="preserve">Unexpected Available / Unavailable display</w:t>
             </w:r>
           </w:p>
         </w:tc>
@@ -5773,7 +5627,7 @@
               <w:pStyle w:val="TableText"/>
             </w:pPr>
             <w:r>
-              <w:t xml:space="preserve">Check permitted format/size, network, Storage access and popup permissions. Confirm the intended asset/purchase before retrying.</w:t>
+              <w:t xml:space="preserve">Read both status and location availability; inspect reservations/holder and eligibility. The helper is not a complete issue-readiness check.</w:t>
             </w:r>
           </w:p>
         </w:tc>
@@ -5792,7 +5646,7 @@
               <w:pStyle w:val="TableText"/>
             </w:pPr>
             <w:r>
-              <w:t xml:space="preserve">Unexpected Available / Unavailable display</w:t>
+              <w:t xml:space="preserve">Counts differ from the number of rows</w:t>
             </w:r>
           </w:p>
         </w:tc>
@@ -5806,7 +5660,7 @@
               <w:pStyle w:val="TableText"/>
             </w:pPr>
             <w:r>
-              <w:t xml:space="preserve">Read both status and location availability; inspect reservations/holder and eligibility. The helper is not a complete issue-readiness check.</w:t>
+              <w:t xml:space="preserve">Dashboard/project totals sum quantities, zero-quantity records may be hidden, and inventory previews show only six rows.</w:t>
             </w:r>
           </w:p>
         </w:tc>
@@ -5825,7 +5679,7 @@
               <w:pStyle w:val="TableText"/>
             </w:pPr>
             <w:r>
-              <w:t xml:space="preserve">Counts differ from the number of rows</w:t>
+              <w:t xml:space="preserve">No saved historical snapshots</w:t>
             </w:r>
           </w:p>
         </w:tc>
@@ -5833,39 +5687,6 @@
           <w:tcPr>
             <w:tcW w:w="6720" w:type="dxa"/>
             <w:shd w:fill="FFFFFF"/>
-          </w:tcPr>
-          <w:p>
-            <w:pPr>
-              <w:pStyle w:val="TableText"/>
-            </w:pPr>
-            <w:r>
-              <w:t xml:space="preserve">Dashboard/project totals sum quantities, zero-quantity records may be hidden, and inventory previews show only six rows.</w:t>
-            </w:r>
-          </w:p>
-        </w:tc>
-      </w:tr>
-      <w:tr>
-        <w:trPr>
-          <w:cantSplit/>
-        </w:trPr>
-        <w:tc>
-          <w:tcPr>
-            <w:tcW w:w="2880" w:type="dxa"/>
-            <w:shd w:fill="F4F6F8"/>
-          </w:tcPr>
-          <w:p>
-            <w:pPr>
-              <w:pStyle w:val="TableText"/>
-            </w:pPr>
-            <w:r>
-              <w:t xml:space="preserve">No saved historical snapshots</w:t>
-            </w:r>
-          </w:p>
-        </w:tc>
-        <w:tc>
-          <w:tcPr>
-            <w:tcW w:w="6720" w:type="dxa"/>
-            <w:shd w:fill="F4F6F8"/>
           </w:tcPr>
           <w:p>
             <w:pPr>
@@ -6831,7 +6652,7 @@
               <w:pStyle w:val="TableText"/>
             </w:pPr>
             <w:r>
-              <w:t xml:space="preserve">1.0</w:t>
+              <w:t xml:space="preserve">1.1</w:t>
             </w:r>
           </w:p>
         </w:tc>
@@ -6845,7 +6666,7 @@
               <w:pStyle w:val="TableText"/>
             </w:pPr>
             <w:r>
-              <w:t xml:space="preserve">12 October 2026</w:t>
+              <w:t xml:space="preserve">27 October 2026</w:t>
             </w:r>
           </w:p>
         </w:tc>
@@ -6928,7 +6749,7 @@
         <w:color w:val="627080"/>
         <w:sz w:val="16"/>
       </w:rPr>
-      <w:t>SiteTrace · Admin · v1.0</w:t>
+      <w:t>SiteTrace · Admin · v1.1</w:t>
     </w:r>
   </w:p>
 </w:hdr>
